--- a/docs/reports/run3_2026-10-09/HaT pheWAS preliminary (full) report 10-9.docx
+++ b/docs/reports/run3_2026-10-09/HaT pheWAS preliminary (full) report 10-9.docx
@@ -293,7 +293,7 @@
         <w:t xml:space="preserve"> </w:t>
       </w:r>
       <w:r>
-        <w:t xml:space="preserve">Because HaT is diagnosed by testing driven by symptoms, pre-index associations largely describe the phenotype that leads to testing (indication), not consequences of HaT. Persistence after index supports these being the HaT phenotype rather than transient workup.</w:t>
+        <w:t xml:space="preserve">Because HaT is diagnosed by testing driven by symptoms, pre-index associations largely describe the phenotype that leads to testing (indication), not consequences of HaT. Persistence after index shows these conditions are real and lasting rather than transient workup codes; it does not show that HaT causes them.</w:t>
       </w:r>
     </w:p>
     <w:p>
@@ -530,7 +530,7 @@
               <w:pStyle w:val="Compact"/>
             </w:pPr>
             <w:r>
-              <w:t xml:space="preserve">Python 3.13 (pandas, numpy), R 4.6.1 (MatchIt, cobalt), pheauxWAS 1.1.1, pyPheWAS (commit 2a8fff1)</w:t>
+              <w:t xml:space="preserve">Python 3.13 (pandas, numpy), R 4.6.1 (MatchIt, cobalt), pheXWAS 1.2.0, pyPheWAS (commit 2a8fff1)</w:t>
             </w:r>
           </w:p>
         </w:tc>
@@ -772,7 +772,7 @@
         <w:t xml:space="preserve">“no known HaT”</w:t>
       </w:r>
       <w:r>
-        <w:t xml:space="preserve">, not genotyped: see §7.</w:t>
+        <w:t xml:space="preserve">, not genotyped: see §8.1, item 5.</w:t>
       </w:r>
     </w:p>
     <w:bookmarkEnd w:id="14"/>
@@ -1740,7 +1740,7 @@
         <w:t xml:space="preserve"> </w:t>
       </w:r>
       <w:r>
-        <w:t xml:space="preserve">of the propensity score; see §8.2.3. Variable ratio results: cases get up to 10 controls, fewer where close controls are exhausted.</w:t>
+        <w:t xml:space="preserve">of the propensity score; see §8.2.3. The ratio varies: each case gets up to 10 controls, fewer where no more controls lie within the caliper.</w:t>
       </w:r>
     </w:p>
     <w:p>
@@ -2369,7 +2369,7 @@
               <w:pStyle w:val="Compact"/>
             </w:pPr>
             <w:r>
-              <w:t xml:space="preserve">pyPheWAS (Phecode 1.2, ≥ 1 code, no exclusions, L1-penalized logistic, α = 0.1) run on identical events, compared phecode-for-phecode with pheauxWAS run under pyPheWAS’s map and rules</w:t>
+              <w:t xml:space="preserve">pyPheWAS (Phecode 1.2, ≥ 1 code, no exclusions, L1-penalized logistic, α = 0.1) run on identical events, compared phecode-for-phecode with pheXWAS run under pyPheWAS’s map and rules</w:t>
             </w:r>
           </w:p>
         </w:tc>
@@ -3229,7 +3229,7 @@
         <w:t xml:space="preserve">subgroup</w:t>
       </w:r>
       <w:r>
-        <w:t xml:space="preserve">: HaT is more common in systemic mastocytosis than in the general population, and patients with mastocytosis are tested for HaT, so some cases are mastocytosis patients who also carry HaT. In CA_125, 682 patients are phecode cases before index with an OR of 234; an OR this large means nearly all of them are HaT patients, so the subgroup may be of the order of one in six cases. Their own phenotype (anaphylaxis, venom reactions, flushing, bone disease) overlaps the HaT signal (§8.1.12).</w:t>
+        <w:t xml:space="preserve">: HaT is more common in systemic mastocytosis than in the general population, and patients with mastocytosis are tested for HaT, so some cases are mastocytosis patients who also carry HaT. In CA_125, 682 patients are phecode cases before index with an OR of 234; an OR this large means nearly all of them are HaT patients, and in all, 30% of matched cases carry a mastocytosis code at some point (9% systemic mastocytosis, D47.02). Their own phenotype (anaphylaxis, venom reactions, flushing, bone disease) overlaps the HaT signal (§8.1.12).</w:t>
       </w:r>
     </w:p>
     <w:tbl>
@@ -20339,7 +20339,7 @@
         <w:t xml:space="preserve"> </w:t>
       </w:r>
       <w:r>
-        <w:t xml:space="preserve">validate the study’s own results directly, because the comparison is run under pyPheWAS’s rules (Phecode 1.2 map, 1 code makes a case, no exclusions, no Firth). The study’s phecodeX analysis, with its stricter case definition and exclusions, is a different analysis by design; its correctness rests on the same code paths verified here plus the tool’s self-tests.</w:t>
+        <w:t xml:space="preserve">validate the study’s own results directly, because the comparison is run under pyPheWAS’s rules (Phecode 1.2 map, 1 code makes a case, no exclusions, no Firth). The study’s phecodeX analysis, with its stricter case definition (2 dates) and sex restriction, is a different analysis by design; its correctness rests on the same code paths verified here plus the tool’s self-tests.</w:t>
       </w:r>
     </w:p>
     <w:bookmarkEnd w:id="30"/>
@@ -21827,7 +21827,7 @@
         <w:t xml:space="preserve"> </w:t>
       </w:r>
       <w:r>
-        <w:t xml:space="preserve">Many underflow (q &lt; 1e-300); they carry no ranking information. Effect sizes and intervals should be the basis of interpretation.</w:t>
+        <w:t xml:space="preserve">Many p-values underflow (&lt;1e-300); they carry no ranking information. Effect sizes and intervals should be the basis of interpretation.</w:t>
       </w:r>
     </w:p>
     <w:p>
@@ -21956,7 +21956,7 @@
         <w:t xml:space="preserve"> </w:t>
       </w:r>
       <w:r>
-        <w:t xml:space="preserve">The study’s PheWAS runs on pheauxWAS, a purpose-written tool. It is verified against pyPheWAS (Section 6.5, r = 0.999 on comparable phecodes) and by self-tests, but it is not a published package. A fix during this work (v1.1.1) added detection of separation when all of a phecode’s cases are exposed; earlier synthetic results were unchanged. A second fix (2026-10-08): the first study run never gave the tool phecodeX’s sex file, so its 320 sex-specific phecodes were analysed in both sexes. All results here are from the rerun with it; the change was small (about 85 fewer Firth fits per window, significance counts within single figures, leading odds ratios unchanged), and every run now checks that each sex-specific phecode was restricted.</w:t>
+        <w:t xml:space="preserve">The study’s PheWAS runs on pheXWAS, a purpose-written tool. It is verified against pyPheWAS (Section 6.5, r = 0.999 on comparable phecodes) and by self-tests, but it is not a published package. A fix during this work (v1.1.1) added detection of separation when all of a phecode’s cases are exposed; earlier synthetic results were unchanged. A second fix (2026-10-08): the first study run never gave the tool phecodeX’s sex file, so its 320 sex-specific phecodes were analysed in both sexes. All results here are from the rerun with it; the change was small (about 85 fewer Firth fits per window, significance counts within single figures, leading odds ratios unchanged), and every run now checks that each sex-specific phecode was restricted.</w:t>
       </w:r>
     </w:p>
     <w:p>
@@ -22685,22 +22685,22 @@
           <w:b/>
           <w:bCs/>
         </w:rPr>
-        <w:t xml:space="preserve">Pipeline (VM):</w:t>
-      </w:r>
-      <w:r>
-        <w:t xml:space="preserve"> </w:t>
+        <w:t xml:space="preserve">PheWAS tool:</w:t>
+      </w:r>
+      <w:r>
+        <w:t xml:space="preserve"> </w:t>
+      </w:r>
+      <w:r>
+        <w:t xml:space="preserve">pheXWAS 1.2.0 (formerly pheauxWAS), Python and numpy only. The files, logs and folders from this run still carry the old name (</w:t>
       </w:r>
       <w:r>
         <w:rPr>
           <w:rStyle w:val="VerbatimChar"/>
         </w:rPr>
-        <w:t xml:space="preserve">python phewas match</w:t>
-      </w:r>
-      <w:r>
-        <w:t xml:space="preserve"> </w:t>
-      </w:r>
-      <w:r>
-        <w:t xml:space="preserve">→</w:t>
+        <w:t xml:space="preserve">pheauxWAS/pheauxWAS.py</w:t>
+      </w:r>
+      <w:r>
+        <w:t xml:space="preserve">,</w:t>
       </w:r>
       <w:r>
         <w:t xml:space="preserve"> </w:t>
@@ -22709,13 +22709,10 @@
         <w:rPr>
           <w:rStyle w:val="VerbatimChar"/>
         </w:rPr>
-        <w:t xml:space="preserve">python phewas balance</w:t>
-      </w:r>
-      <w:r>
-        <w:t xml:space="preserve"> </w:t>
-      </w:r>
-      <w:r>
-        <w:t xml:space="preserve">→</w:t>
+        <w:t xml:space="preserve">runs/pre_3y/pheauxwas/</w:t>
+      </w:r>
+      <w:r>
+        <w:t xml:space="preserve">,</w:t>
       </w:r>
       <w:r>
         <w:t xml:space="preserve"> </w:t>
@@ -22724,55 +22721,10 @@
         <w:rPr>
           <w:rStyle w:val="VerbatimChar"/>
         </w:rPr>
-        <w:t xml:space="preserve">python phewas pre</w:t>
-      </w:r>
-      <w:r>
-        <w:t xml:space="preserve"> </w:t>
-      </w:r>
-      <w:r>
-        <w:t xml:space="preserve">→</w:t>
-      </w:r>
-      <w:r>
-        <w:t xml:space="preserve"> </w:t>
-      </w:r>
-      <w:r>
-        <w:rPr>
-          <w:rStyle w:val="VerbatimChar"/>
-        </w:rPr>
-        <w:t xml:space="preserve">python phewas post</w:t>
-      </w:r>
-      <w:r>
-        <w:t xml:space="preserve">;</w:t>
-      </w:r>
-      <w:r>
-        <w:t xml:space="preserve"> </w:t>
-      </w:r>
-      <w:r>
-        <w:rPr>
-          <w:rStyle w:val="VerbatimChar"/>
-        </w:rPr>
-        <w:t xml:space="preserve">python phewas sheet</w:t>
-      </w:r>
-      <w:r>
-        <w:t xml:space="preserve"> </w:t>
-      </w:r>
-      <w:r>
-        <w:t xml:space="preserve">summarizes. Each run writes</w:t>
-      </w:r>
-      <w:r>
-        <w:t xml:space="preserve"> </w:t>
-      </w:r>
-      <w:r>
-        <w:rPr>
-          <w:rStyle w:val="VerbatimChar"/>
-        </w:rPr>
-        <w:t xml:space="preserve">run_log.txt</w:t>
-      </w:r>
-      <w:r>
-        <w:t xml:space="preserve"> </w:t>
-      </w:r>
-      <w:r>
-        <w:t xml:space="preserve">(commands, durations, outcomes); pheauxWAS logs SHA-256 hashes of itself and every input.</w:t>
+        <w:t xml:space="preserve">runs/post/pheauxwas/</w:t>
+      </w:r>
+      <w:r>
+        <w:t xml:space="preserve">).</w:t>
       </w:r>
     </w:p>
     <w:p>
@@ -22788,6 +22740,109 @@
           <w:b/>
           <w:bCs/>
         </w:rPr>
+        <w:t xml:space="preserve">Pipeline (VM):</w:t>
+      </w:r>
+      <w:r>
+        <w:t xml:space="preserve"> </w:t>
+      </w:r>
+      <w:r>
+        <w:rPr>
+          <w:rStyle w:val="VerbatimChar"/>
+        </w:rPr>
+        <w:t xml:space="preserve">python phewas match</w:t>
+      </w:r>
+      <w:r>
+        <w:t xml:space="preserve"> </w:t>
+      </w:r>
+      <w:r>
+        <w:t xml:space="preserve">→</w:t>
+      </w:r>
+      <w:r>
+        <w:t xml:space="preserve"> </w:t>
+      </w:r>
+      <w:r>
+        <w:rPr>
+          <w:rStyle w:val="VerbatimChar"/>
+        </w:rPr>
+        <w:t xml:space="preserve">python phewas balance</w:t>
+      </w:r>
+      <w:r>
+        <w:t xml:space="preserve"> </w:t>
+      </w:r>
+      <w:r>
+        <w:t xml:space="preserve">→</w:t>
+      </w:r>
+      <w:r>
+        <w:t xml:space="preserve"> </w:t>
+      </w:r>
+      <w:r>
+        <w:rPr>
+          <w:rStyle w:val="VerbatimChar"/>
+        </w:rPr>
+        <w:t xml:space="preserve">python phewas pre</w:t>
+      </w:r>
+      <w:r>
+        <w:t xml:space="preserve"> </w:t>
+      </w:r>
+      <w:r>
+        <w:t xml:space="preserve">→</w:t>
+      </w:r>
+      <w:r>
+        <w:t xml:space="preserve"> </w:t>
+      </w:r>
+      <w:r>
+        <w:rPr>
+          <w:rStyle w:val="VerbatimChar"/>
+        </w:rPr>
+        <w:t xml:space="preserve">python phewas post</w:t>
+      </w:r>
+      <w:r>
+        <w:t xml:space="preserve">;</w:t>
+      </w:r>
+      <w:r>
+        <w:t xml:space="preserve"> </w:t>
+      </w:r>
+      <w:r>
+        <w:rPr>
+          <w:rStyle w:val="VerbatimChar"/>
+        </w:rPr>
+        <w:t xml:space="preserve">python phewas sheet</w:t>
+      </w:r>
+      <w:r>
+        <w:t xml:space="preserve"> </w:t>
+      </w:r>
+      <w:r>
+        <w:t xml:space="preserve">summarizes. Each run writes</w:t>
+      </w:r>
+      <w:r>
+        <w:t xml:space="preserve"> </w:t>
+      </w:r>
+      <w:r>
+        <w:rPr>
+          <w:rStyle w:val="VerbatimChar"/>
+        </w:rPr>
+        <w:t xml:space="preserve">run_log.txt</w:t>
+      </w:r>
+      <w:r>
+        <w:t xml:space="preserve"> </w:t>
+      </w:r>
+      <w:r>
+        <w:t xml:space="preserve">(commands, durations, outcomes); pheXWAS logs SHA-256 hashes of itself and every input.</w:t>
+      </w:r>
+    </w:p>
+    <w:p>
+      <w:pPr>
+        <w:pStyle w:val="Compact"/>
+        <w:numPr>
+          <w:ilvl w:val="0"/>
+          <w:numId w:val="1018"/>
+        </w:numPr>
+      </w:pPr>
+      <w:r>
+        <w:rPr>
+          <w:b/>
+          <w:bCs/>
+        </w:rPr>
         <w:t xml:space="preserve">Outputs:</w:t>
       </w:r>
       <w:r>
@@ -22833,7 +22888,7 @@
         <w:t xml:space="preserve"> </w:t>
       </w:r>
       <w:r>
-        <w:t xml:space="preserve">(inputs, pheauxWAS results CSV and Manhattan plot, pyPheWAS regressions, comparison).</w:t>
+        <w:t xml:space="preserve">(inputs, pheXWAS results CSV and Manhattan plot, pyPheWAS regressions, comparison).</w:t>
       </w:r>
     </w:p>
     <w:p>
